--- a/certificate-generator/src/assets/OfferLetterTemplate.docx
+++ b/certificate-generator/src/assets/OfferLetterTemplate.docx
@@ -248,7 +248,6 @@
           <w:bCs/>
         </w:rPr>
       </w:pPr>
-      <w:proofErr w:type="gramStart"/>
       <w:r>
         <w:rPr>
           <w:rFonts w:ascii="Times New Roman" w:eastAsia="Times New Roman" w:hAnsi="Times New Roman" w:cs="Times New Roman"/>
@@ -263,7 +262,6 @@
         </w:rPr>
         <w:t>:</w:t>
       </w:r>
-      <w:proofErr w:type="gramEnd"/>
       <w:r>
         <w:rPr>
           <w:rFonts w:ascii="Times New Roman" w:eastAsia="Times New Roman" w:hAnsi="Times New Roman" w:cs="Times New Roman"/>
@@ -288,7 +286,6 @@
           <w:rFonts w:ascii="Times New Roman" w:eastAsia="Times New Roman" w:hAnsi="Times New Roman" w:cs="Times New Roman"/>
         </w:rPr>
       </w:pPr>
-      <w:proofErr w:type="gramStart"/>
       <w:r>
         <w:rPr>
           <w:rFonts w:ascii="Times New Roman" w:eastAsia="Times New Roman" w:hAnsi="Times New Roman" w:cs="Times New Roman"/>
@@ -314,7 +311,6 @@
         <w:t>{</w:t>
       </w:r>
       <w:proofErr w:type="spellStart"/>
-      <w:proofErr w:type="gramEnd"/>
       <w:r>
         <w:rPr>
           <w:rFonts w:ascii="Times New Roman" w:eastAsia="Times New Roman" w:hAnsi="Times New Roman"/>
@@ -330,7 +326,15 @@
           <w:b/>
           <w:bCs/>
         </w:rPr>
-        <w:t>} ({</w:t>
+        <w:t>}</w:t>
+      </w:r>
+      <w:r>
+        <w:rPr>
+          <w:rFonts w:ascii="Times New Roman" w:eastAsia="Times New Roman" w:hAnsi="Times New Roman"/>
+          <w:b/>
+          <w:bCs/>
+        </w:rPr>
+        <w:t xml:space="preserve"> {</w:t>
       </w:r>
       <w:proofErr w:type="spellStart"/>
       <w:r>
@@ -338,6 +342,41 @@
           <w:rFonts w:ascii="Times New Roman" w:eastAsia="Times New Roman" w:hAnsi="Times New Roman"/>
           <w:b/>
           <w:bCs/>
+          <w:lang w:val="en-IN"/>
+        </w:rPr>
+        <w:t>lastName</w:t>
+      </w:r>
+      <w:proofErr w:type="spellEnd"/>
+      <w:r>
+        <w:rPr>
+          <w:rFonts w:ascii="Times New Roman" w:eastAsia="Times New Roman" w:hAnsi="Times New Roman"/>
+          <w:b/>
+          <w:bCs/>
+        </w:rPr>
+        <w:t>}</w:t>
+      </w:r>
+      <w:r>
+        <w:rPr>
+          <w:rFonts w:ascii="Times New Roman" w:eastAsia="Times New Roman" w:hAnsi="Times New Roman"/>
+          <w:b/>
+          <w:bCs/>
+        </w:rPr>
+        <w:t xml:space="preserve"> </w:t>
+      </w:r>
+      <w:r>
+        <w:rPr>
+          <w:rFonts w:ascii="Times New Roman" w:eastAsia="Times New Roman" w:hAnsi="Times New Roman"/>
+          <w:b/>
+          <w:bCs/>
+        </w:rPr>
+        <w:t xml:space="preserve"> ({</w:t>
+      </w:r>
+      <w:proofErr w:type="spellStart"/>
+      <w:r>
+        <w:rPr>
+          <w:rFonts w:ascii="Times New Roman" w:eastAsia="Times New Roman" w:hAnsi="Times New Roman"/>
+          <w:b/>
+          <w:bCs/>
         </w:rPr>
         <w:t>studentId</w:t>
       </w:r>
@@ -349,6 +388,14 @@
           <w:bCs/>
         </w:rPr>
         <w:t>})</w:t>
+      </w:r>
+      <w:r>
+        <w:rPr>
+          <w:rFonts w:ascii="Times New Roman" w:eastAsia="Times New Roman" w:hAnsi="Times New Roman"/>
+          <w:b/>
+          <w:bCs/>
+        </w:rPr>
+        <w:t>,</w:t>
       </w:r>
     </w:p>
     <w:p>
@@ -877,7 +924,6 @@
         </w:rPr>
         <w:t xml:space="preserve"> </w:t>
       </w:r>
-      <w:proofErr w:type="gramStart"/>
       <w:r>
         <w:rPr>
           <w:rFonts w:ascii="Times New Roman" w:eastAsia="Times New Roman" w:hAnsi="Times New Roman" w:cs="Times New Roman"/>
@@ -888,7 +934,6 @@
         </w:rPr>
         <w:t>website</w:t>
       </w:r>
-      <w:proofErr w:type="gramEnd"/>
       <w:r>
         <w:rPr>
           <w:rFonts w:ascii="Times New Roman" w:eastAsia="Times New Roman" w:hAnsi="Times New Roman" w:cs="Times New Roman"/>
